--- a/companies/rebecaelmudesi/templates/docx/styles.docx
+++ b/companies/rebecaelmudesi/templates/docx/styles.docx
@@ -3,53 +3,88 @@
 <w:document xmlns:wpc="http://schemas.microsoft.com/office/word/2010/wordprocessingCanvas" xmlns:mc="http://schemas.openxmlformats.org/markup-compatibility/2006" xmlns:o="urn:schemas-microsoft-com:office:office" xmlns:r="http://schemas.openxmlformats.org/officeDocument/2006/relationships" xmlns:m="http://schemas.openxmlformats.org/officeDocument/2006/math" xmlns:v="urn:schemas-microsoft-com:vml" xmlns:wp14="http://schemas.microsoft.com/office/word/2010/wordprocessingDrawing" xmlns:wp="http://schemas.openxmlformats.org/drawingml/2006/wordprocessingDrawing" xmlns:w10="urn:schemas-microsoft-com:office:word" xmlns:w="http://schemas.openxmlformats.org/wordprocessingml/2006/main" xmlns:w14="http://schemas.microsoft.com/office/word/2010/wordml" xmlns:w15="http://schemas.microsoft.com/office/word/2012/wordml" xmlns:wpg="http://schemas.microsoft.com/office/word/2010/wordprocessingGroup" xmlns:wpi="http://schemas.microsoft.com/office/word/2010/wordprocessingInk" xmlns:wne="http://schemas.microsoft.com/office/word/2006/wordml" xmlns:wps="http://schemas.microsoft.com/office/word/2010/wordprocessingShape" xmlns:cx="http://schemas.microsoft.com/office/drawing/2014/chartex" xmlns:cx1="http://schemas.microsoft.com/office/drawing/2015/9/8/chartex" xmlns:cx2="http://schemas.microsoft.com/office/drawing/2015/10/21/chartex" xmlns:cx3="http://schemas.microsoft.com/office/drawing/2016/5/9/chartex" xmlns:cx4="http://schemas.microsoft.com/office/drawing/2016/5/10/chartex" xmlns:cx5="http://schemas.microsoft.com/office/drawing/2016/5/11/chartex" xmlns:cx6="http://schemas.microsoft.com/office/drawing/2016/5/12/chartex" xmlns:cx7="http://schemas.microsoft.com/office/drawing/2016/5/13/chartex" xmlns:cx8="http://schemas.microsoft.com/office/drawing/2016/5/14/chartex" xmlns:aink="http://schemas.microsoft.com/office/drawing/2016/ink" xmlns:am3d="http://schemas.microsoft.com/office/drawing/2017/model3d" xmlns:w16cex="http://schemas.microsoft.com/office/word/2018/wordml/cex" xmlns:w16cid="http://schemas.microsoft.com/office/word/2016/wordml/cid" xmlns:w16="http://schemas.microsoft.com/office/word/2018/wordml" xmlns:w16sdtdh="http://schemas.microsoft.com/office/word/2020/wordml/sdtdatahash" xmlns:w16se="http://schemas.microsoft.com/office/word/2015/wordml/symex" mc:Ignorable="w14 w15 wp14">
   <w:body>
     <w:p>
-      <w:r>
-        <w:drawing>
-          <wp:inline distT="0" distB="0" distL="0" distR="0">
-            <wp:extent cx="1428750" cy="304800"/>
-            <wp:effectExtent t="0" r="0" b="0" l="0"/>
-            <wp:docPr id="1" name="" descr="" title=""/>
-            <wp:cNvGraphicFramePr>
-              <a:graphicFrameLocks xmlns:a="http://schemas.openxmlformats.org/drawingml/2006/main" noChangeAspect="1"/>
-            </wp:cNvGraphicFramePr>
-            <a:graphic xmlns:a="http://schemas.openxmlformats.org/drawingml/2006/main">
-              <a:graphicData uri="http://schemas.openxmlformats.org/drawingml/2006/picture">
-                <pic:pic xmlns:pic="http://schemas.openxmlformats.org/drawingml/2006/picture">
-                  <pic:nvPicPr>
-                    <pic:cNvPr id="0" name="" descr=""/>
-                    <pic:cNvPicPr>
-                      <a:picLocks noChangeAspect="1" noChangeArrowheads="1"/>
-                    </pic:cNvPicPr>
-                  </pic:nvPicPr>
-                  <pic:blipFill>
-                    <a:blip r:embed="rId9" cstate="none"/>
-                    <a:srcRect/>
-                    <a:stretch>
-                      <a:fillRect/>
-                    </a:stretch>
-                  </pic:blipFill>
-                  <pic:spPr bwMode="auto">
-                    <a:xfrm>
-                      <a:off x="0" y="0"/>
-                      <a:ext cx="1428750" cy="304800"/>
-                    </a:xfrm>
-                    <a:prstGeom prst="rect">
-                      <a:avLst/>
-                    </a:prstGeom>
-                  </pic:spPr>
-                </pic:pic>
-              </a:graphicData>
-            </a:graphic>
-          </wp:inline>
-        </w:drawing>
-      </w:r>
-    </w:p>
-    <w:p/>
+      <w:pPr>
+        <w:pStyle w:val="Title"/>
+      </w:pPr>
+      <w:r>
+        <w:t xml:space="preserve">Title — TeX Gyre Heros sample</w:t>
+      </w:r>
+    </w:p>
+    <w:p>
+      <w:pPr>
+        <w:pStyle w:val="Heading1"/>
+      </w:pPr>
+      <w:r>
+        <w:t xml:space="preserve">Heading1 — TeX Gyre Heros sample</w:t>
+      </w:r>
+    </w:p>
+    <w:p>
+      <w:pPr>
+        <w:pStyle w:val="Heading2"/>
+      </w:pPr>
+      <w:r>
+        <w:t xml:space="preserve">Heading2 — TeX Gyre Heros sample</w:t>
+      </w:r>
+    </w:p>
+    <w:p>
+      <w:pPr>
+        <w:pStyle w:val="Heading3"/>
+      </w:pPr>
+      <w:r>
+        <w:t xml:space="preserve">Heading3 — TeX Gyre Heros sample</w:t>
+      </w:r>
+    </w:p>
+    <w:p>
+      <w:pPr>
+        <w:pStyle w:val="BodyText"/>
+      </w:pPr>
+      <w:r>
+        <w:t xml:space="preserve">BodyText — TeX Gyre Heros sample</w:t>
+      </w:r>
+    </w:p>
+    <w:p>
+      <w:pPr>
+        <w:pStyle w:val="BodyTextBold"/>
+      </w:pPr>
+      <w:r>
+        <w:t xml:space="preserve">BodyTextBold — TeX Gyre Heros sample</w:t>
+      </w:r>
+    </w:p>
+    <w:p>
+      <w:pPr>
+        <w:pStyle w:val="Quote"/>
+      </w:pPr>
+      <w:r>
+        <w:t xml:space="preserve">Quote — TeX Gyre Heros sample</w:t>
+      </w:r>
+    </w:p>
+    <w:p>
+      <w:pPr>
+        <w:pStyle w:val="Code"/>
+      </w:pPr>
+      <w:r>
+        <w:t xml:space="preserve">Code — TeX Gyre Heros sample</w:t>
+      </w:r>
+    </w:p>
+    <w:p>
+      <w:pPr>
+        <w:pStyle w:val="Caption"/>
+      </w:pPr>
+      <w:r>
+        <w:t xml:space="preserve">Caption — TeX Gyre Heros sample</w:t>
+      </w:r>
+    </w:p>
+    <w:p>
+      <w:pPr>
+        <w:pStyle w:val="FooterText"/>
+      </w:pPr>
+      <w:r>
+        <w:t xml:space="preserve">FooterText — TeX Gyre Heros sample</w:t>
+      </w:r>
+    </w:p>
     <w:sectPr>
-      <w:headerReference w:type="default" r:id="rId7"/>
-      <w:footerReference w:type="default" r:id="rId8"/>
       <w:pgSz w:w="11906" w:h="16838" w:orient="portrait"/>
-      <w:pgMar w:top="1022" w:right="1022" w:bottom="1022" w:left="1022" w:header="708" w:footer="708" w:gutter="0"/>
+      <w:pgMar w:top="1440" w:right="1440" w:bottom="1440" w:left="1440" w:header="708" w:footer="708" w:gutter="0"/>
       <w:pgNumType/>
       <w:docGrid w:linePitch="360"/>
     </w:sectPr>
@@ -98,51 +133,6 @@
 </w:endnotes>
 </file>
 
-<file path=word/footer1.xml><?xml version="1.0" encoding="utf-8"?>
-<w:ftr xmlns:wpc="http://schemas.microsoft.com/office/word/2010/wordprocessingCanvas" xmlns:mc="http://schemas.openxmlformats.org/markup-compatibility/2006" xmlns:o="urn:schemas-microsoft-com:office:office" xmlns:r="http://schemas.openxmlformats.org/officeDocument/2006/relationships" xmlns:m="http://schemas.openxmlformats.org/officeDocument/2006/math" xmlns:v="urn:schemas-microsoft-com:vml" xmlns:wp14="http://schemas.microsoft.com/office/word/2010/wordprocessingDrawing" xmlns:wp="http://schemas.openxmlformats.org/drawingml/2006/wordprocessingDrawing" xmlns:w10="urn:schemas-microsoft-com:office:word" xmlns:w="http://schemas.openxmlformats.org/wordprocessingml/2006/main" xmlns:w14="http://schemas.microsoft.com/office/word/2010/wordml" xmlns:w15="http://schemas.microsoft.com/office/word/2012/wordml" xmlns:wpg="http://schemas.microsoft.com/office/word/2010/wordprocessingGroup" xmlns:wpi="http://schemas.microsoft.com/office/word/2010/wordprocessingInk" xmlns:wne="http://schemas.microsoft.com/office/word/2006/wordml" xmlns:wps="http://schemas.microsoft.com/office/word/2010/wordprocessingShape">
-  <w:p>
-    <w:pPr>
-      <w:pBdr>
-        <w:top w:val="single" w:color="000000" w:sz="6" w:space="6"/>
-      </w:pBdr>
-      <w:tabs>
-        <w:tab w:val="right" w:pos="9026"/>
-      </w:tabs>
-    </w:pPr>
-    <w:r>
-      <w:rPr>
-        <w:rFonts w:ascii="TeX Gyre Heros" w:cs="TeX Gyre Heros" w:eastAsia="TeX Gyre Heros" w:hAnsi="TeX Gyre Heros"/>
-        <w:color w:val="b4b4b4"/>
-        <w:sz w:val="16"/>
-        <w:szCs w:val="16"/>
-      </w:rPr>
-      <w:t xml:space="preserve">Rebeca Elmúdesi</w:t>
-    </w:r>
-    <w:r>
-      <w:rPr>
-        <w:rFonts w:ascii="TeX Gyre Heros" w:cs="TeX Gyre Heros" w:eastAsia="TeX Gyre Heros" w:hAnsi="TeX Gyre Heros"/>
-        <w:sz w:val="16"/>
-        <w:szCs w:val="16"/>
-      </w:rPr>
-      <w:t xml:space="preserve">	</w:t>
-    </w:r>
-    <w:r>
-      <w:rPr>
-        <w:rFonts w:ascii="TeX Gyre Heros" w:cs="TeX Gyre Heros" w:eastAsia="TeX Gyre Heros" w:hAnsi="TeX Gyre Heros"/>
-        <w:color w:val="b4b4b4"/>
-        <w:sz w:val="16"/>
-        <w:szCs w:val="16"/>
-      </w:rPr>
-      <w:t xml:space="preserve"/>
-      <w:fldChar w:fldCharType="begin"/>
-      <w:instrText xml:space="preserve">PAGE</w:instrText>
-      <w:fldChar w:fldCharType="separate"/>
-      <w:fldChar w:fldCharType="end"/>
-    </w:r>
-  </w:p>
-</w:ftr>
-</file>
-
 <file path=word/footnotes.xml><?xml version="1.0" encoding="utf-8"?>
 <w:footnotes xmlns:wpc="http://schemas.microsoft.com/office/word/2010/wordprocessingCanvas" xmlns:mc="http://schemas.openxmlformats.org/markup-compatibility/2006" xmlns:o="urn:schemas-microsoft-com:office:office" xmlns:r="http://schemas.openxmlformats.org/officeDocument/2006/relationships" xmlns:m="http://schemas.openxmlformats.org/officeDocument/2006/math" xmlns:v="urn:schemas-microsoft-com:vml" xmlns:wp14="http://schemas.microsoft.com/office/word/2010/wordprocessingDrawing" xmlns:wp="http://schemas.openxmlformats.org/drawingml/2006/wordprocessingDrawing" xmlns:w10="urn:schemas-microsoft-com:office:word" xmlns:w="http://schemas.openxmlformats.org/wordprocessingml/2006/main" xmlns:w14="http://schemas.microsoft.com/office/word/2010/wordml" xmlns:w15="http://schemas.microsoft.com/office/word/2012/wordml" xmlns:wpg="http://schemas.microsoft.com/office/word/2010/wordprocessingGroup" xmlns:wpi="http://schemas.microsoft.com/office/word/2010/wordprocessingInk" xmlns:wne="http://schemas.microsoft.com/office/word/2006/wordml" xmlns:wps="http://schemas.microsoft.com/office/word/2010/wordprocessingShape" mc:Ignorable="w14 w15 wp14">
   <w:footnote w:type="separator" w:id="-1">
@@ -178,26 +168,6 @@
     </w:p>
   </w:footnote>
 </w:footnotes>
-</file>
-
-<file path=word/header1.xml><?xml version="1.0" encoding="utf-8"?>
-<w:hdr xmlns:wpc="http://schemas.microsoft.com/office/word/2010/wordprocessingCanvas" xmlns:mc="http://schemas.openxmlformats.org/markup-compatibility/2006" xmlns:o="urn:schemas-microsoft-com:office:office" xmlns:r="http://schemas.openxmlformats.org/officeDocument/2006/relationships" xmlns:m="http://schemas.openxmlformats.org/officeDocument/2006/math" xmlns:v="urn:schemas-microsoft-com:vml" xmlns:wp14="http://schemas.microsoft.com/office/word/2010/wordprocessingDrawing" xmlns:wp="http://schemas.openxmlformats.org/drawingml/2006/wordprocessingDrawing" xmlns:w10="urn:schemas-microsoft-com:office:word" xmlns:w="http://schemas.openxmlformats.org/wordprocessingml/2006/main" xmlns:w14="http://schemas.microsoft.com/office/word/2010/wordml" xmlns:w15="http://schemas.microsoft.com/office/word/2012/wordml" xmlns:wpg="http://schemas.microsoft.com/office/word/2010/wordprocessingGroup" xmlns:wpi="http://schemas.microsoft.com/office/word/2010/wordprocessingInk" xmlns:wne="http://schemas.microsoft.com/office/word/2006/wordml" xmlns:wps="http://schemas.microsoft.com/office/word/2010/wordprocessingShape" xmlns:cx="http://schemas.microsoft.com/office/drawing/2014/chartex" xmlns:cx1="http://schemas.microsoft.com/office/drawing/2015/9/8/chartex" xmlns:cx2="http://schemas.microsoft.com/office/drawing/2015/10/21/chartex" xmlns:cx3="http://schemas.microsoft.com/office/drawing/2016/5/9/chartex" xmlns:cx4="http://schemas.microsoft.com/office/drawing/2016/5/10/chartex" xmlns:cx5="http://schemas.microsoft.com/office/drawing/2016/5/11/chartex" xmlns:cx6="http://schemas.microsoft.com/office/drawing/2016/5/12/chartex" xmlns:cx7="http://schemas.microsoft.com/office/drawing/2016/5/13/chartex" xmlns:cx8="http://schemas.microsoft.com/office/drawing/2016/5/14/chartex" xmlns:w16cid="http://schemas.microsoft.com/office/word/2016/wordml/cid" xmlns:w16se="http://schemas.microsoft.com/office/word/2015/wordml/symex">
-  <w:p>
-    <w:pPr>
-      <w:jc w:val="right"/>
-    </w:pPr>
-    <w:r>
-      <w:rPr>
-        <w:rFonts w:ascii="TeX Gyre Heros" w:cs="TeX Gyre Heros" w:eastAsia="TeX Gyre Heros" w:hAnsi="TeX Gyre Heros"/>
-        <w:color w:val="b4b4b4"/>
-        <w:spacing w:val="40"/>
-        <w:sz w:val="16"/>
-        <w:szCs w:val="16"/>
-      </w:rPr>
-      <w:t xml:space="preserve">REBECA ELMÚDESI</w:t>
-    </w:r>
-  </w:p>
-</w:hdr>
 </file>
 
 <file path=word/numbering.xml><?xml version="1.0" encoding="utf-8"?>
@@ -283,30 +253,6 @@
       <w:lvlJc w:val="left"/>
       <w:pPr>
         <w:ind w:left="6480" w:hanging="360"/>
-      </w:pPr>
-    </w:lvl>
-  </w:abstractNum>
-  <w:abstractNum w:abstractNumId="2" w15:restartNumberingAfterBreak="0">
-    <w:multiLevelType w:val="hybridMultilevel"/>
-    <w:lvl w:ilvl="0" w15:tentative="1">
-      <w:start w:val="1"/>
-      <w:numFmt w:val="bullet"/>
-      <w:lvlText w:val="—"/>
-      <w:lvlJc w:val="left"/>
-      <w:pPr>
-        <w:ind w:left="360" w:hanging="260"/>
-      </w:pPr>
-    </w:lvl>
-  </w:abstractNum>
-  <w:abstractNum w:abstractNumId="3" w15:restartNumberingAfterBreak="0">
-    <w:multiLevelType w:val="hybridMultilevel"/>
-    <w:lvl w:ilvl="0" w15:tentative="1">
-      <w:start w:val="1"/>
-      <w:numFmt w:val="decimal"/>
-      <w:lvlText w:val="%1."/>
-      <w:lvlJc w:val="left"/>
-      <w:pPr>
-        <w:ind w:left="360" w:hanging="260"/>
       </w:pPr>
     </w:lvl>
   </w:abstractNum>
@@ -322,14 +268,7 @@
 <file path=word/styles.xml><?xml version="1.0" encoding="utf-8"?>
 <w:styles xmlns:mc="http://schemas.openxmlformats.org/markup-compatibility/2006" xmlns:r="http://schemas.openxmlformats.org/officeDocument/2006/relationships" xmlns:w="http://schemas.openxmlformats.org/wordprocessingml/2006/main" xmlns:w14="http://schemas.microsoft.com/office/word/2010/wordml" xmlns:w15="http://schemas.microsoft.com/office/word/2012/wordml" mc:Ignorable="w14 w15">
   <w:docDefaults>
-    <w:rPrDefault>
-      <w:rPr>
-        <w:rFonts w:ascii="TeX Gyre Heros" w:cs="TeX Gyre Heros" w:eastAsia="TeX Gyre Heros" w:hAnsi="TeX Gyre Heros"/>
-        <w:color w:val="000000"/>
-        <w:sz w:val="22"/>
-        <w:szCs w:val="22"/>
-      </w:rPr>
-    </w:rPrDefault>
+    <w:rPrDefault/>
     <w:pPrDefault/>
   </w:docDefaults>
   <w:style w:type="paragraph" w:styleId="Title">
@@ -503,178 +442,143 @@
       <w:szCs w:val="20"/>
     </w:rPr>
   </w:style>
-  <w:style w:type="paragraph" w:styleId="Normal">
-    <w:name w:val="Normal"/>
-    <w:pPr>
-      <w:spacing w:after="160" w:line="276"/>
-      <w:jc w:val="both"/>
-    </w:pPr>
-    <w:rPr>
-      <w:rFonts w:ascii="TeX Gyre Heros" w:cs="TeX Gyre Heros" w:eastAsia="TeX Gyre Heros" w:hAnsi="TeX Gyre Heros"/>
+  <w:style w:type="paragraph" w:styleId="Title">
+    <w:name w:val="Title"/>
+    <w:qFormat/>
+    <w:pPr>
+      <w:spacing w:after="360"/>
+    </w:pPr>
+    <w:rPr>
+      <w:rFonts w:ascii="TeX Gyre Heros" w:cs="TeX Gyre Heros" w:eastAsia="TeX Gyre Heros" w:hAnsi="TeX Gyre Heros"/>
+      <w:b/>
+      <w:bCs/>
+      <w:color w:val="000000"/>
+      <w:sz w:val="56"/>
+      <w:szCs w:val="56"/>
+    </w:rPr>
+  </w:style>
+  <w:style w:type="paragraph" w:styleId="Heading1">
+    <w:name w:val="Heading1"/>
+    <w:basedOn w:val="Title"/>
+    <w:qFormat/>
+    <w:pPr>
+      <w:spacing w:after="160" w:before="360"/>
+    </w:pPr>
+    <w:rPr>
+      <w:rFonts w:ascii="TeX Gyre Heros" w:cs="TeX Gyre Heros" w:eastAsia="TeX Gyre Heros" w:hAnsi="TeX Gyre Heros"/>
+      <w:b/>
+      <w:bCs/>
+      <w:color w:val="000000"/>
+      <w:sz w:val="40"/>
+      <w:szCs w:val="40"/>
+    </w:rPr>
+  </w:style>
+  <w:style w:type="paragraph" w:styleId="Heading2">
+    <w:name w:val="Heading2"/>
+    <w:qFormat/>
+    <w:pPr>
+      <w:spacing w:after="120" w:before="280"/>
+    </w:pPr>
+    <w:rPr>
+      <w:rFonts w:ascii="TeX Gyre Heros" w:cs="TeX Gyre Heros" w:eastAsia="TeX Gyre Heros" w:hAnsi="TeX Gyre Heros"/>
+      <w:b/>
+      <w:bCs/>
+      <w:color w:val="000000"/>
+      <w:sz w:val="32"/>
+      <w:szCs w:val="32"/>
+    </w:rPr>
+  </w:style>
+  <w:style w:type="paragraph" w:styleId="Heading3">
+    <w:name w:val="Heading3"/>
+    <w:qFormat/>
+    <w:pPr>
+      <w:spacing w:after="80" w:before="200"/>
+    </w:pPr>
+    <w:rPr>
+      <w:rFonts w:ascii="TeX Gyre Heros" w:cs="TeX Gyre Heros" w:eastAsia="TeX Gyre Heros" w:hAnsi="TeX Gyre Heros"/>
+      <w:b/>
+      <w:bCs/>
+      <w:color w:val="000000"/>
+      <w:sz w:val="26"/>
+      <w:szCs w:val="26"/>
+    </w:rPr>
+  </w:style>
+  <w:style w:type="paragraph" w:styleId="BodyText">
+    <w:name w:val="BodyText"/>
+    <w:qFormat/>
+    <w:pPr>
+      <w:spacing w:after="160" w:line="336" w:lineRule="auto"/>
+    </w:pPr>
+    <w:rPr>
+      <w:rFonts w:ascii="TeX Gyre Heros" w:cs="TeX Gyre Heros" w:eastAsia="TeX Gyre Heros" w:hAnsi="TeX Gyre Heros"/>
+      <w:b w:val="false"/>
+      <w:bCs w:val="false"/>
       <w:color w:val="000000"/>
       <w:sz w:val="22"/>
       <w:szCs w:val="22"/>
     </w:rPr>
   </w:style>
-  <w:style w:type="paragraph" w:styleId="Heading1">
-    <w:name w:val="Heading 1"/>
-    <w:basedOn w:val="Normal"/>
-    <w:next w:val="Normal"/>
-    <w:qFormat/>
-    <w:pPr>
-      <w:spacing w:after="120" w:before="240"/>
-      <w:jc w:val="left"/>
-      <w:outlineLvl w:val="0"/>
-    </w:pPr>
-    <w:rPr>
-      <w:rFonts w:ascii="TeX Gyre Heros" w:cs="TeX Gyre Heros" w:eastAsia="TeX Gyre Heros" w:hAnsi="TeX Gyre Heros"/>
+  <w:style w:type="paragraph" w:styleId="BodyTextBold">
+    <w:name w:val="BodyTextBold"/>
+    <w:basedOn w:val="BodyText"/>
+    <w:qFormat/>
+    <w:rPr>
       <w:b/>
       <w:bCs/>
-      <w:color w:val="000000"/>
-      <w:sz w:val="48"/>
-      <w:szCs w:val="48"/>
-    </w:rPr>
-  </w:style>
-  <w:style w:type="paragraph" w:styleId="Heading2">
-    <w:name w:val="Heading 2"/>
-    <w:basedOn w:val="Normal"/>
-    <w:next w:val="Normal"/>
-    <w:qFormat/>
-    <w:pPr>
-      <w:spacing w:after="120" w:before="240"/>
-      <w:jc w:val="left"/>
-      <w:outlineLvl w:val="1"/>
-    </w:pPr>
-    <w:rPr>
-      <w:rFonts w:ascii="TeX Gyre Heros" w:cs="TeX Gyre Heros" w:eastAsia="TeX Gyre Heros" w:hAnsi="TeX Gyre Heros"/>
-      <w:b/>
-      <w:bCs/>
-      <w:color w:val="000000"/>
-      <w:sz w:val="40"/>
-      <w:szCs w:val="40"/>
-    </w:rPr>
-  </w:style>
-  <w:style w:type="paragraph" w:styleId="Heading3">
-    <w:name w:val="Heading 3"/>
-    <w:basedOn w:val="Normal"/>
-    <w:next w:val="Normal"/>
-    <w:qFormat/>
-    <w:pPr>
-      <w:spacing w:after="120" w:before="240"/>
-      <w:jc w:val="left"/>
-      <w:outlineLvl w:val="2"/>
-    </w:pPr>
-    <w:rPr>
-      <w:rFonts w:ascii="TeX Gyre Heros" w:cs="TeX Gyre Heros" w:eastAsia="TeX Gyre Heros" w:hAnsi="TeX Gyre Heros"/>
-      <w:b/>
-      <w:bCs/>
-      <w:color w:val="000000"/>
-      <w:sz w:val="32"/>
-      <w:szCs w:val="32"/>
-    </w:rPr>
-  </w:style>
-  <w:style w:type="paragraph" w:styleId="Heading4">
-    <w:name w:val="Heading 4"/>
-    <w:basedOn w:val="Normal"/>
-    <w:next w:val="Normal"/>
-    <w:qFormat/>
-    <w:pPr>
-      <w:spacing w:after="120" w:before="240"/>
-      <w:jc w:val="left"/>
-      <w:outlineLvl w:val="3"/>
-    </w:pPr>
-    <w:rPr>
-      <w:rFonts w:ascii="TeX Gyre Heros" w:cs="TeX Gyre Heros" w:eastAsia="TeX Gyre Heros" w:hAnsi="TeX Gyre Heros"/>
-      <w:b/>
-      <w:bCs/>
-      <w:color w:val="000000"/>
-      <w:sz w:val="28"/>
-      <w:szCs w:val="28"/>
-    </w:rPr>
-  </w:style>
-  <w:style w:type="paragraph" w:styleId="Heading5">
-    <w:name w:val="Heading 5"/>
-    <w:basedOn w:val="Normal"/>
-    <w:next w:val="Normal"/>
-    <w:qFormat/>
-    <w:pPr>
-      <w:spacing w:after="120" w:before="240"/>
-      <w:jc w:val="left"/>
-      <w:outlineLvl w:val="4"/>
-    </w:pPr>
-    <w:rPr>
-      <w:rFonts w:ascii="TeX Gyre Heros" w:cs="TeX Gyre Heros" w:eastAsia="TeX Gyre Heros" w:hAnsi="TeX Gyre Heros"/>
-      <w:b/>
-      <w:bCs/>
-      <w:color w:val="000000"/>
-      <w:sz w:val="24"/>
-      <w:szCs w:val="24"/>
-    </w:rPr>
-  </w:style>
-  <w:style w:type="paragraph" w:styleId="Heading6">
-    <w:name w:val="Heading 6"/>
-    <w:basedOn w:val="Normal"/>
-    <w:next w:val="Normal"/>
-    <w:qFormat/>
-    <w:pPr>
-      <w:spacing w:after="120" w:before="240"/>
-      <w:jc w:val="left"/>
-      <w:outlineLvl w:val="5"/>
-    </w:pPr>
-    <w:rPr>
-      <w:rFonts w:ascii="TeX Gyre Heros" w:cs="TeX Gyre Heros" w:eastAsia="TeX Gyre Heros" w:hAnsi="TeX Gyre Heros"/>
-      <w:b/>
-      <w:bCs/>
-      <w:color w:val="000000"/>
-      <w:sz w:val="22"/>
-      <w:szCs w:val="22"/>
+    </w:rPr>
+  </w:style>
+  <w:style w:type="paragraph" w:styleId="Quote">
+    <w:name w:val="Quote"/>
+    <w:basedOn w:val="BodyText"/>
+    <w:qFormat/>
+    <w:pPr>
+      <w:pBdr>
+        <w:left w:val="single" w:color="FE0200" w:sz="24" w:space="12"/>
+      </w:pBdr>
+      <w:ind w:left="566"/>
+    </w:pPr>
+    <w:rPr>
+      <w:i/>
+      <w:iCs/>
+      <w:color w:val="000000"/>
+    </w:rPr>
+  </w:style>
+  <w:style w:type="paragraph" w:styleId="Code">
+    <w:name w:val="Code"/>
+    <w:qFormat/>
+    <w:rPr>
+      <w:rFonts w:ascii="TeX Gyre Heros" w:cs="TeX Gyre Heros" w:eastAsia="TeX Gyre Heros" w:hAnsi="TeX Gyre Heros"/>
+      <w:b w:val="false"/>
+      <w:bCs w:val="false"/>
+      <w:color w:val="000000"/>
+      <w:sz w:val="20"/>
+      <w:szCs w:val="20"/>
     </w:rPr>
   </w:style>
   <w:style w:type="paragraph" w:styleId="Caption">
     <w:name w:val="Caption"/>
-    <w:basedOn w:val="Normal"/>
-    <w:next w:val="Normal"/>
-    <w:pPr>
-      <w:spacing w:after="120"/>
-      <w:jc w:val="left"/>
-    </w:pPr>
-    <w:rPr>
-      <w:rFonts w:ascii="TeX Gyre Heros" w:cs="TeX Gyre Heros" w:eastAsia="TeX Gyre Heros" w:hAnsi="TeX Gyre Heros"/>
+    <w:qFormat/>
+    <w:rPr>
+      <w:rFonts w:ascii="TeX Gyre Heros" w:cs="TeX Gyre Heros" w:eastAsia="TeX Gyre Heros" w:hAnsi="TeX Gyre Heros"/>
+      <w:b w:val="false"/>
+      <w:bCs w:val="false"/>
       <w:i/>
       <w:iCs/>
-      <w:color w:val="b4b4b4"/>
+      <w:color w:val="B4B4B4"/>
       <w:sz w:val="18"/>
       <w:szCs w:val="18"/>
     </w:rPr>
   </w:style>
-  <w:style w:type="paragraph" w:styleId="Quote">
-    <w:name w:val="Quote"/>
-    <w:basedOn w:val="Normal"/>
-    <w:next w:val="Normal"/>
-    <w:pPr>
-      <w:pBdr>
-        <w:left w:val="single" w:color="fe0200" w:sz="18" w:space="12"/>
-      </w:pBdr>
-      <w:ind w:left="576"/>
-      <w:jc w:val="left"/>
-    </w:pPr>
-    <w:rPr>
-      <w:rFonts w:ascii="TeX Gyre Heros" w:cs="TeX Gyre Heros" w:eastAsia="TeX Gyre Heros" w:hAnsi="TeX Gyre Heros"/>
-      <w:i/>
-      <w:iCs/>
-      <w:color w:val="000000"/>
-      <w:sz w:val="22"/>
-      <w:szCs w:val="22"/>
-    </w:rPr>
-  </w:style>
-  <w:style w:type="character" w:styleId="Hyperlink">
-    <w:name w:val="Hyperlink"/>
-    <w:basedOn w:val="DefaultParagraphFont"/>
-    <w:uiPriority w:val="99"/>
-    <w:unhideWhenUsed/>
-    <w:rPr>
-      <w:color w:val="fe0200"/>
-      <w:u w:val="single"/>
+  <w:style w:type="paragraph" w:styleId="FooterText">
+    <w:name w:val="FooterText"/>
+    <w:qFormat/>
+    <w:rPr>
+      <w:rFonts w:ascii="TeX Gyre Heros" w:cs="TeX Gyre Heros" w:eastAsia="TeX Gyre Heros" w:hAnsi="TeX Gyre Heros"/>
+      <w:b w:val="false"/>
+      <w:bCs w:val="false"/>
+      <w:color w:val="B4B4B4"/>
+      <w:sz w:val="18"/>
+      <w:szCs w:val="18"/>
     </w:rPr>
   </w:style>
 </w:styles>
